--- a/internal_doc/03.开发设计/Catalog/Story_Catalog节点间数据一致性改进.docx
+++ b/internal_doc/03.开发设计/Catalog/Story_Catalog节点间数据一致性改进.docx
@@ -2753,7 +2753,13 @@
         <w:rPr>
           <w:rFonts w:hint="eastAsia"/>
         </w:rPr>
-        <w:t>500ms</w:t>
+        <w:t>2</w:t>
+      </w:r>
+      <w:r>
+        <w:rPr>
+          <w:rFonts w:hint="eastAsia"/>
+        </w:rPr>
+        <w:t>00ms</w:t>
       </w:r>
     </w:p>
     <w:p>
@@ -3247,9 +3253,6 @@
           <w:numId w:val="8"/>
         </w:numPr>
         <w:ind w:firstLineChars="0"/>
-        <w:rPr>
-          <w:rFonts w:hint="eastAsia"/>
-        </w:rPr>
       </w:pPr>
       <w:r>
         <w:rPr>
@@ -3285,7 +3288,13 @@
         <w:rPr>
           <w:rFonts w:hint="eastAsia"/>
         </w:rPr>
-        <w:t>100ms</w:t>
+        <w:t>0ms</w:t>
+      </w:r>
+      <w:r>
+        <w:rPr>
+          <w:rFonts w:hint="eastAsia"/>
+        </w:rPr>
+        <w:t>（立即检查）</w:t>
       </w:r>
     </w:p>
     <w:p>
@@ -4007,12 +4016,6 @@
           <w:rFonts w:hint="eastAsia"/>
         </w:rPr>
         <w:t>s</w:t>
-      </w:r>
-      <w:r>
-        <w:rPr>
-          <w:rFonts w:hint="eastAsia"/>
-        </w:rPr>
-        <w:t xml:space="preserve"> * 2</w:t>
       </w:r>
       <w:r>
         <w:rPr>
